--- a/docs/aratika-information-gaps-register.docx
+++ b/docs/aratika-information-gaps-register.docx
@@ -100,7 +100,7 @@
           <w:sz w:val="18"/>
           <w:szCs w:val="18"/>
         </w:rPr>
-        <w:t xml:space="preserve">Logged: 6 July 2026   ·   Source(s) investigated: voted.nz (independent compiler of official Parliament division records)</w:t>
+        <w:t xml:space="preserve">Logged: 6 July 2026 · re-checked 6 July 2026   ·   Source(s) investigated: voted.nz (independent); a 2011 data.govt.nz dataset request to the Office of the Clerk; the shared bills.parliament.nz/questions.parliament.nz API platform (tested, no votes endpoint found)</w:t>
       </w:r>
     </w:p>
     <w:tbl>
@@ -251,33 +251,33 @@
                 <w:sz w:val="21"/>
                 <w:szCs w:val="21"/>
               </w:rPr>
-              <w:t xml:space="preserve">Running the scraper and inspecting a real page (e.g. Duncan Webb, MP for Christchurch Central) showed voted.nz’s most recent recorded division was from March 2020 — over three years before the current Parliament (elected October 2023) even began.</w:t>
-            </w:r>
-          </w:p>
-          <w:p>
-            <w:pPr>
-              <w:spacing w:after="60"/>
-            </w:pPr>
-            <w:r>
-              <w:rPr>
-                <w:color w:val="1A1A1A"/>
-                <w:sz w:val="21"/>
-                <w:szCs w:val="21"/>
-              </w:rPr>
-              <w:t xml:space="preserve">The site also only covers 45 of 123 current MPs at all (it appears abandoned/unmaintained since around 2020).</w:t>
-            </w:r>
-          </w:p>
-          <w:p>
-            <w:pPr>
-              <w:spacing w:after="60"/>
-            </w:pPr>
-            <w:r>
-              <w:rPr>
-                <w:color w:val="1A1A1A"/>
-                <w:sz w:val="21"/>
-                <w:szCs w:val="21"/>
-              </w:rPr>
-              <w:t xml:space="preserve">No official, current, per-MP voting-record API or dataset was found. NZ Parliament publishes divisions as unstructured Hansard text, not as a queryable per-member feed.</w:t>
+              <w:t xml:space="preserve">Running the scraper and inspecting a real page (e.g. Duncan Webb, MP for Christchurch Central) showed voted.nz’s most recent recorded division was from March 2020 — over three years before the current Parliament (elected October 2023) even began. The site also only covers 45 of 123 current MPs at all (appears abandoned/unmaintained since ~2020).</w:t>
+            </w:r>
+          </w:p>
+          <w:p>
+            <w:pPr>
+              <w:spacing w:after="60"/>
+            </w:pPr>
+            <w:r>
+              <w:rPr>
+                <w:color w:val="1A1A1A"/>
+                <w:sz w:val="21"/>
+                <w:szCs w:val="21"/>
+              </w:rPr>
+              <w:t xml:space="preserve">A separate, direct dataset request for this exact data ("New Zealand Parliamentary Votes") was filed on data.govt.nz in 2011. The Office of the Clerk responded explicitly: "Data not available for release" — voting details exist only in the long-form Journals of the House of Representatives, not in a database format.</w:t>
+            </w:r>
+          </w:p>
+          <w:p>
+            <w:pPr>
+              <w:spacing w:after="60"/>
+            </w:pPr>
+            <w:r>
+              <w:rPr>
+                <w:color w:val="1A1A1A"/>
+                <w:sz w:val="21"/>
+                <w:szCs w:val="21"/>
+              </w:rPr>
+              <w:t xml:space="preserve">Given the written-questions API breakthrough (see gap 2), the same shared platform was tested for a votes/divisions endpoint — an alternate documentPreset value on bills.parliament.nz’s /api/data/search returned a server error (HTTP 500), suggesting divisions are not exposed through this platform either.</w:t>
             </w:r>
           </w:p>
         </w:tc>
@@ -431,7 +431,7 @@
         <w:rPr>
           <w:color w:val="1A1A1A"/>
         </w:rPr>
-        <w:t xml:space="preserve">2. Written parliamentary questions (per-MP count/list)</w:t>
+        <w:t xml:space="preserve">2. Written parliamentary questions (per-MP count/list) — RESOLVED and BUILT</w:t>
       </w:r>
     </w:p>
     <w:p>
@@ -446,7 +446,7 @@
           <w:sz w:val="18"/>
           <w:szCs w:val="18"/>
         </w:rPr>
-        <w:t xml:space="preserve">Logged: 6 July 2026   ·   Source(s) investigated: questions.parliament.nz (official); a 2021 data.govt.nz dataset request for the same data</w:t>
+        <w:t xml:space="preserve">Logged: 6 July 2026 · resolved and shipped 6 July 2026   ·   Source(s) investigated: questions.parliament.nz (official) — undocumented public API discovered</w:t>
       </w:r>
     </w:p>
     <w:tbl>
@@ -522,7 +522,20 @@
                 <w:sz w:val="21"/>
                 <w:szCs w:val="21"/>
               </w:rPr>
-              <w:t xml:space="preserve">Wanted a per-MP count or list of written questions asked, as a measure of an MP’s activity this term (parallel to the existing "legislative activity" and "expenses" sections).</w:t>
+              <w:t xml:space="preserve">Wanted a per-MP count or list of written questions asked, as a measure of an MP’s activity this term.</w:t>
+            </w:r>
+          </w:p>
+          <w:p>
+            <w:pPr>
+              <w:spacing w:after="60"/>
+            </w:pPr>
+            <w:r>
+              <w:rPr>
+                <w:color w:val="1A1A1A"/>
+                <w:sz w:val="21"/>
+                <w:szCs w:val="21"/>
+              </w:rPr>
+              <w:t xml:space="preserve">Initial check found questions.parliament.nz to be a JavaScript single-page app with no visible/documented API, and a 2021 public request for this exact dataset on data.govt.nz was never fulfilled by Parliamentary Service.</w:t>
             </w:r>
           </w:p>
         </w:tc>
@@ -584,33 +597,46 @@
                 <w:sz w:val="21"/>
                 <w:szCs w:val="21"/>
               </w:rPr>
-              <w:t xml:space="preserve">The official written-questions site (questions.parliament.nz) is a JavaScript single-page app with no visible or documented public API — it cannot be queried by a simple HTTP request the way bills.parliament.nz’s bills API can.</w:t>
-            </w:r>
-          </w:p>
-          <w:p>
-            <w:pPr>
-              <w:spacing w:after="60"/>
-            </w:pPr>
-            <w:r>
-              <w:rPr>
-                <w:color w:val="1A1A1A"/>
-                <w:sz w:val="21"/>
-                <w:szCs w:val="21"/>
-              </w:rPr>
-              <w:t xml:space="preserve">A prior public request for exactly this dataset was filed on data.govt.nz in December 2021. Parliamentary Service responded asking for more information and the request was never fulfilled — confirmed still open/dead as of this check.</w:t>
-            </w:r>
-          </w:p>
-          <w:p>
-            <w:pPr>
-              <w:spacing w:after="60"/>
-            </w:pPr>
-            <w:r>
-              <w:rPr>
-                <w:color w:val="1A1A1A"/>
-                <w:sz w:val="21"/>
-                <w:szCs w:val="21"/>
-              </w:rPr>
-              <w:t xml:space="preserve">Reverse-engineering the site’s live network calls would require a real browser with network inspection (not available in this environment), and even then the result would be unofficial and unverified against any published schema.</w:t>
+              <w:t xml:space="preserve">UPDATE: this was not actually a dead end. bills.parliament.nz (used for the existing bills pipeline) and questions.parliament.nz turn out to share the same underlying platform. Testing the identical POST /api/data/search pattern already used for bills, but against questions.parliament.nz, returned real, structured JSON — no browser or dev-portal key needed.</w:t>
+            </w:r>
+          </w:p>
+          <w:p>
+            <w:pPr>
+              <w:spacing w:after="60"/>
+            </w:pPr>
+            <w:r>
+              <w:rPr>
+                <w:color w:val="1A1A1A"/>
+                <w:sz w:val="21"/>
+                <w:szCs w:val="21"/>
+              </w:rPr>
+              <w:t xml:space="preserve">The API’s own filter parameters (parliamentNumber, person, memberId) were tested and don’t actually filter server-side — only keyword (full-text) narrows results correctly. Worked around this by searching per MP by exact name, then filtering client-side to rows whose title truly starts with that MP (regex-anchored) AND whose own parliamentNumber field is 54 — avoiding false positives from name mentions elsewhere or from an earlier term.</w:t>
+            </w:r>
+          </w:p>
+          <w:p>
+            <w:pPr>
+              <w:spacing w:after="60"/>
+            </w:pPr>
+            <w:r>
+              <w:rPr>
+                <w:color w:val="1A1A1A"/>
+                <w:sz w:val="21"/>
+                <w:szCs w:val="21"/>
+              </w:rPr>
+              <w:t xml:space="preserve">Verified against a manual spot-check: keyword search for "Helen White" returned 772 matching questions; the built pipeline’s client-side-filtered count for her matched exactly (772), with no truncation from the pagination cap.</w:t>
+            </w:r>
+          </w:p>
+          <w:p>
+            <w:pPr>
+              <w:spacing w:after="60"/>
+            </w:pPr>
+            <w:r>
+              <w:rPr>
+                <w:color w:val="1A1A1A"/>
+                <w:sz w:val="21"/>
+                <w:szCs w:val="21"/>
+              </w:rPr>
+              <w:t xml:space="preserve">The API is public and undocumented (not officially published as an open dataset), so it is used respectfully (attributed, reasonable request volume) rather than treated as a stable guaranteed contract.</w:t>
             </w:r>
           </w:p>
         </w:tc>
@@ -672,7 +698,7 @@
                 <w:sz w:val="21"/>
                 <w:szCs w:val="21"/>
               </w:rPr>
-              <w:t xml:space="preserve">No written-questions activity can be shown for any MP, on any page. This is a genuine content gap, not a bug — the feature simply doesn’t exist yet anywhere on the site.</w:t>
+              <w:t xml:space="preserve">Resolved. A per-MP written-questions pipeline now exists (scripts/build-mp-written-questions.mjs) and is wired in: it fills the MP profile page’s existing "Written questions" stat (previously always blank/"coming"), and a dedicated card was added to the battleground page template (Helen White: 772 questions this term, most recent 5 shown with date + Minister).</w:t>
             </w:r>
           </w:p>
         </w:tc>
@@ -736,7 +762,7 @@
                 <w:sz w:val="21"/>
                 <w:szCs w:val="21"/>
               </w:rPr>
-              <w:t xml:space="preserve">Not attempted beyond initial research. Would need either: (a) browser-based reverse-engineering of the site’s live search (uncertain, unofficial), or (b) directly contacting Parliamentary Service to request API access. Not pursued without explicit sign-off given the effort/uncertainty trade-off.</w:t>
+              <w:t xml:space="preserve">BUILT AND LIVE. Matched 45 of 125 MPs (expected — written questions are mostly an opposition/scrutiny tool; many government MPs genuinely ask few or none). Re-run the script periodically to refresh counts as the term continues.</w:t>
             </w:r>
           </w:p>
         </w:tc>
@@ -766,7 +792,7 @@
           <w:sz w:val="18"/>
           <w:szCs w:val="18"/>
         </w:rPr>
-        <w:t xml:space="preserve">Logged: 6 July 2026   ·   Source(s) investigated: parliament.nz Hansard reports; a 2017 GovHack community scraper (kayakr/parliament.nz)</w:t>
+        <w:t xml:space="preserve">Logged: 6 July 2026 · re-checked 6 July 2026   ·   Source(s) investigated: parliament.nz Hansard reports; hansard.parliament.nz; a 2017 GovHack community scraper (kayakr/parliament.nz)</w:t>
       </w:r>
     </w:p>
     <w:tbl>
@@ -904,33 +930,33 @@
                 <w:sz w:val="21"/>
                 <w:szCs w:val="21"/>
               </w:rPr>
-              <w:t xml:space="preserve">Hansard is published as full daily debate transcripts (HTML/PDF), not as a structured, per-speaker indexed feed. There is no official count-by-MP metric published anywhere.</w:t>
-            </w:r>
-          </w:p>
-          <w:p>
-            <w:pPr>
-              <w:spacing w:after="60"/>
-            </w:pPr>
-            <w:r>
-              <w:rPr>
-                <w:color w:val="1A1A1A"/>
-                <w:sz w:val="21"/>
-                <w:szCs w:val="21"/>
-              </w:rPr>
-              <w:t xml:space="preserve">The one community project found that processes Hansard (a 2017 GovHack entry, since seemingly abandoned) converts transcripts to Akoma Ntoso XML but does not attribute speeches to individual members either.</w:t>
-            </w:r>
-          </w:p>
-          <w:p>
-            <w:pPr>
-              <w:spacing w:after="60"/>
-            </w:pPr>
-            <w:r>
-              <w:rPr>
-                <w:color w:val="1A1A1A"/>
-                <w:sz w:val="21"/>
-                <w:szCs w:val="21"/>
-              </w:rPr>
-              <w:t xml:space="preserve">Building this from scratch would mean parsing every sitting day’s transcript and attributing each contribution to a specific MP — a substantial scraping/text-processing project, not a quick pipeline like the bills or expenses ones.</w:t>
+              <w:t xml:space="preserve">Hansard is published as full daily debate transcripts (HTML/PDF), not as a structured, per-speaker indexed feed — no official count-by-MP metric exists.</w:t>
+            </w:r>
+          </w:p>
+          <w:p>
+            <w:pPr>
+              <w:spacing w:after="60"/>
+            </w:pPr>
+            <w:r>
+              <w:rPr>
+                <w:color w:val="1A1A1A"/>
+                <w:sz w:val="21"/>
+                <w:szCs w:val="21"/>
+              </w:rPr>
+              <w:t xml:space="preserve">Given the written-questions breakthrough (same platform as bills.parliament.nz), the dedicated Hansard subdomain (hansard.parliament.nz) was re-tested for the same shared API. It is protected by Radware bot-management (the request was intercepted by a bot-challenge page, not real data) — unlike bills/questions, this endpoint actively blocks scripted access. Bypassing bot protection was not attempted.</w:t>
+            </w:r>
+          </w:p>
+          <w:p>
+            <w:pPr>
+              <w:spacing w:after="60"/>
+            </w:pPr>
+            <w:r>
+              <w:rPr>
+                <w:color w:val="1A1A1A"/>
+                <w:sz w:val="21"/>
+                <w:szCs w:val="21"/>
+              </w:rPr>
+              <w:t xml:space="preserve">The one community project found that processes Hansard (a 2017 GovHack entry, seemingly abandoned) converts transcripts to XML but does not attribute speeches to individual members either.</w:t>
             </w:r>
           </w:p>
         </w:tc>
@@ -992,7 +1018,7 @@
                 <w:sz w:val="21"/>
                 <w:szCs w:val="21"/>
               </w:rPr>
-              <w:t xml:space="preserve">No speech-count or "how active in debates" metric exists anywhere on the site for any MP. This is the least tractable of the three gaps.</w:t>
+              <w:t xml:space="preserve">No speech-count or "how active in debates" metric exists anywhere on the site for any MP. Of the three gaps, this remains the least tractable — the one lead that worked for written questions doesn’t apply here because of active bot protection.</w:t>
             </w:r>
           </w:p>
         </w:tc>
@@ -1056,7 +1082,7 @@
                 <w:sz w:val="21"/>
                 <w:szCs w:val="21"/>
               </w:rPr>
-              <w:t xml:space="preserve">Not attempted. Would require a dedicated project to parse raw Hansard transcripts and attribute contributions per MP — scoped as a distinct, larger follow-up if the user wants it pursued.</w:t>
+              <w:t xml:space="preserve">Still not attempted. Would require either building a text-parser against raw Hansard transcripts (large, uncertain project) or finding a route around/through the bot protection respectfully (e.g. official API access request to Parliamentary Service) — not pursued without explicit sign-off.</w:t>
             </w:r>
           </w:p>
         </w:tc>
